--- a/docs/IT-Proposal.docx
+++ b/docs/IT-Proposal.docx
@@ -7,15 +7,7 @@
         <w:pStyle w:val="Title"/>
       </w:pPr>
       <w:r>
-        <w:t xml:space="preserve">AI Champions Platform</w:t>
-      </w:r>
-    </w:p>
-    <w:p>
-      <w:pPr>
-        <w:pStyle w:val="Subtitle"/>
-      </w:pPr>
-      <w:r>
-        <w:t xml:space="preserve">IT Proposal</w:t>
+        <w:t xml:space="preserve">AI Champions Platform — IT Proposal</w:t>
       </w:r>
     </w:p>
     <w:p>
@@ -23,7 +15,7 @@
         <w:pStyle w:val="Author"/>
       </w:pPr>
       <w:r>
-        <w:t xml:space="preserve">Dawson Sallee · AI Champions Program</w:t>
+        <w:t xml:space="preserve">Dawson Sallee</w:t>
       </w:r>
     </w:p>
     <w:p>
@@ -34,7 +26,7 @@
         <w:t xml:space="preserve">May 2026</w:t>
       </w:r>
     </w:p>
-    <w:bookmarkStart w:id="21" w:name="ai-champions-platform-it-proposal"/>
+    <w:bookmarkStart w:id="19" w:name="ai-champions-platform-it-proposal"/>
     <w:p>
       <w:pPr>
         <w:pStyle w:val="Heading1"/>
@@ -48,7 +40,7 @@
         <w:pStyle w:val="FirstParagraph"/>
       </w:pPr>
       <w:r>
-        <w:t xml:space="preserve">A working web app that replaces the SharePoint list, Excel ROI calculators, Power BI dashboard, and manual Freshservice routing currently running the AI Champions Program.</w:t>
+        <w:t xml:space="preserve">Web app replacing the SharePoint + Excel + Power BI + manual-routing stack behind the AI Champions Program.</w:t>
       </w:r>
       <w:r>
         <w:t xml:space="preserve"> </w:t>
@@ -58,13 +50,7 @@
           <w:b/>
           <w:bCs/>
         </w:rPr>
-        <w:t xml:space="preserve">Already live for demo on Azure.</w:t>
-      </w:r>
-      <w:r>
-        <w:t xml:space="preserve"> </w:t>
-      </w:r>
-      <w:r>
-        <w:t xml:space="preserve">Looking for IT sign-off to move it to a corporate subscription.</w:t>
+        <w:t xml:space="preserve">Live demo deployed.</w:t>
       </w:r>
     </w:p>
     <w:p>
@@ -76,7 +62,7 @@
           <w:b/>
           <w:bCs/>
         </w:rPr>
-        <w:t xml:space="preserve">Live demo:</w:t>
+        <w:t xml:space="preserve">Demo:</w:t>
       </w:r>
       <w:r>
         <w:t xml:space="preserve"> </w:t>
@@ -97,7 +83,7 @@
           <w:b/>
           <w:bCs/>
         </w:rPr>
-        <w:t xml:space="preserve">Source:</w:t>
+        <w:t xml:space="preserve">Repo:</w:t>
       </w:r>
       <w:r>
         <w:t xml:space="preserve"> </w:t>
@@ -112,31 +98,15 @@
       </w:hyperlink>
     </w:p>
     <w:p>
-      <w:r>
-        <w:pict>
-          <v:rect style="width:0;height:1.5pt" o:hralign="center" o:hrstd="t" o:hr="t"/>
-        </w:pict>
-      </w:r>
-    </w:p>
-    <w:bookmarkStart w:id="14" w:name="architecture"/>
-    <w:p>
-      <w:pPr>
-        <w:pStyle w:val="Heading2"/>
-      </w:pPr>
-      <w:r>
-        <w:t xml:space="preserve">Architecture</w:t>
-      </w:r>
-    </w:p>
-    <w:p>
-      <w:pPr>
-        <w:pStyle w:val="CaptionedFigure"/>
+      <w:pPr>
+        <w:pStyle w:val="BodyText"/>
       </w:pPr>
       <w:r>
         <w:drawing>
           <wp:inline>
-            <wp:extent cx="5334000" cy="3429000"/>
+            <wp:extent cx="5334000" cy="2743200"/>
             <wp:effectExtent b="0" l="0" r="0" t="0"/>
-            <wp:docPr descr="Architecture overview" title="" id="12" name="Picture"/>
+            <wp:docPr descr="" title="" id="12" name="Picture"/>
             <a:graphic>
               <a:graphicData uri="http://schemas.openxmlformats.org/drawingml/2006/picture">
                 <pic:pic>
@@ -155,7 +125,7 @@
                   <pic:spPr bwMode="auto">
                     <a:xfrm>
                       <a:off x="0" y="0"/>
-                      <a:ext cx="5334000" cy="3429000"/>
+                      <a:ext cx="5334000" cy="2743200"/>
                     </a:xfrm>
                     <a:prstGeom prst="rect">
                       <a:avLst/>
@@ -174,800 +144,19 @@
         </w:drawing>
       </w:r>
     </w:p>
-    <w:p>
-      <w:pPr>
-        <w:pStyle w:val="ImageCaption"/>
-      </w:pPr>
-      <w:r>
-        <w:t xml:space="preserve">Architecture overview</w:t>
-      </w:r>
-    </w:p>
-    <w:p>
-      <w:r>
-        <w:pict>
-          <v:rect style="width:0;height:1.5pt" o:hralign="center" o:hrstd="t" o:hr="t"/>
-        </w:pict>
-      </w:r>
-    </w:p>
-    <w:bookmarkEnd w:id="14"/>
-    <w:bookmarkStart w:id="15" w:name="X08eddc4e5f84be57df08595290edd79c86a2a53"/>
+    <w:bookmarkStart w:id="14" w:name="X9d7363f29e74c668d2ce1ef7d9528a883600a42"/>
     <w:p>
       <w:pPr>
         <w:pStyle w:val="Heading2"/>
       </w:pPr>
       <w:r>
-        <w:t xml:space="preserve">What gets deployed (one Azure resource group)</w:t>
+        <w:t xml:space="preserve">Azure resources (one resource group, Microsoft-managed PaaS)</w:t>
       </w:r>
     </w:p>
     <w:tbl>
       <w:tblPr>
         <w:tblStyle w:val="Table"/>
-        <w:tblW w:type="pct" w:w="5000"/>
-        <w:tblLayout w:type="fixed"/>
-        <w:tblLook w:firstRow="1" w:lastRow="0" w:firstColumn="0" w:lastColumn="0" w:noHBand="0" w:noVBand="0" w:val="0020"/>
-      </w:tblPr>
-      <w:tblGrid>
-        <w:gridCol w:w="1131"/>
-        <w:gridCol w:w="2262"/>
-        <w:gridCol w:w="2262"/>
-        <w:gridCol w:w="2262"/>
-      </w:tblGrid>
-      <w:tr>
-        <w:trPr>
-          <w:tblHeader w:val="on"/>
-        </w:trPr>
-        <w:tc>
-          <w:tcPr/>
-          <w:p>
-            <w:pPr>
-              <w:pStyle w:val="Compact"/>
-              <w:jc w:val="left"/>
-            </w:pPr>
-            <w:r>
-              <w:t xml:space="preserve">#</w:t>
-            </w:r>
-          </w:p>
-        </w:tc>
-        <w:tc>
-          <w:tcPr/>
-          <w:p>
-            <w:pPr>
-              <w:pStyle w:val="Compact"/>
-              <w:jc w:val="left"/>
-            </w:pPr>
-            <w:r>
-              <w:t xml:space="preserve">Resource</w:t>
-            </w:r>
-          </w:p>
-        </w:tc>
-        <w:tc>
-          <w:tcPr/>
-          <w:p>
-            <w:pPr>
-              <w:pStyle w:val="Compact"/>
-              <w:jc w:val="left"/>
-            </w:pPr>
-            <w:r>
-              <w:t xml:space="preserve">Purpose</w:t>
-            </w:r>
-          </w:p>
-        </w:tc>
-        <w:tc>
-          <w:tcPr/>
-          <w:p>
-            <w:pPr>
-              <w:pStyle w:val="Compact"/>
-              <w:jc w:val="left"/>
-            </w:pPr>
-            <w:r>
-              <w:t xml:space="preserve">SKU</w:t>
-            </w:r>
-          </w:p>
-        </w:tc>
-      </w:tr>
-      <w:tr>
-        <w:tc>
-          <w:tcPr/>
-          <w:p>
-            <w:pPr>
-              <w:pStyle w:val="Compact"/>
-              <w:jc w:val="left"/>
-            </w:pPr>
-            <w:r>
-              <w:t xml:space="preserve">1</w:t>
-            </w:r>
-          </w:p>
-        </w:tc>
-        <w:tc>
-          <w:tcPr/>
-          <w:p>
-            <w:pPr>
-              <w:pStyle w:val="Compact"/>
-              <w:jc w:val="left"/>
-            </w:pPr>
-            <w:r>
-              <w:t xml:space="preserve">Container App</w:t>
-            </w:r>
-          </w:p>
-        </w:tc>
-        <w:tc>
-          <w:tcPr/>
-          <w:p>
-            <w:pPr>
-              <w:pStyle w:val="Compact"/>
-              <w:jc w:val="left"/>
-            </w:pPr>
-            <w:r>
-              <w:t xml:space="preserve">Web app (Next.js)</w:t>
-            </w:r>
-          </w:p>
-        </w:tc>
-        <w:tc>
-          <w:tcPr/>
-          <w:p>
-            <w:pPr>
-              <w:pStyle w:val="Compact"/>
-              <w:jc w:val="left"/>
-            </w:pPr>
-            <w:r>
-              <w:t xml:space="preserve">0.5 vCPU · 1 GiB · scale 1–3</w:t>
-            </w:r>
-          </w:p>
-        </w:tc>
-      </w:tr>
-      <w:tr>
-        <w:tc>
-          <w:tcPr/>
-          <w:p>
-            <w:pPr>
-              <w:pStyle w:val="Compact"/>
-              <w:jc w:val="left"/>
-            </w:pPr>
-            <w:r>
-              <w:t xml:space="preserve">2</w:t>
-            </w:r>
-          </w:p>
-        </w:tc>
-        <w:tc>
-          <w:tcPr/>
-          <w:p>
-            <w:pPr>
-              <w:pStyle w:val="Compact"/>
-              <w:jc w:val="left"/>
-            </w:pPr>
-            <w:r>
-              <w:t xml:space="preserve">Container Apps Environment</w:t>
-            </w:r>
-          </w:p>
-        </w:tc>
-        <w:tc>
-          <w:tcPr/>
-          <w:p>
-            <w:pPr>
-              <w:pStyle w:val="Compact"/>
-              <w:jc w:val="left"/>
-            </w:pPr>
-            <w:r>
-              <w:t xml:space="preserve">Hosts the app</w:t>
-            </w:r>
-          </w:p>
-        </w:tc>
-        <w:tc>
-          <w:tcPr/>
-          <w:p>
-            <w:pPr>
-              <w:pStyle w:val="Compact"/>
-              <w:jc w:val="left"/>
-            </w:pPr>
-            <w:r>
-              <w:t xml:space="preserve">Consumption</w:t>
-            </w:r>
-          </w:p>
-        </w:tc>
-      </w:tr>
-      <w:tr>
-        <w:tc>
-          <w:tcPr/>
-          <w:p>
-            <w:pPr>
-              <w:pStyle w:val="Compact"/>
-              <w:jc w:val="left"/>
-            </w:pPr>
-            <w:r>
-              <w:t xml:space="preserve">3</w:t>
-            </w:r>
-          </w:p>
-        </w:tc>
-        <w:tc>
-          <w:tcPr/>
-          <w:p>
-            <w:pPr>
-              <w:pStyle w:val="Compact"/>
-              <w:jc w:val="left"/>
-            </w:pPr>
-            <w:r>
-              <w:t xml:space="preserve">PostgreSQL Flexible Server</w:t>
-            </w:r>
-          </w:p>
-        </w:tc>
-        <w:tc>
-          <w:tcPr/>
-          <w:p>
-            <w:pPr>
-              <w:pStyle w:val="Compact"/>
-              <w:jc w:val="left"/>
-            </w:pPr>
-            <w:r>
-              <w:t xml:space="preserve">App database</w:t>
-            </w:r>
-          </w:p>
-        </w:tc>
-        <w:tc>
-          <w:tcPr/>
-          <w:p>
-            <w:pPr>
-              <w:pStyle w:val="Compact"/>
-              <w:jc w:val="left"/>
-            </w:pPr>
-            <w:r>
-              <w:t xml:space="preserve">B1ms · 32 GiB · Postgres 16</w:t>
-            </w:r>
-          </w:p>
-        </w:tc>
-      </w:tr>
-      <w:tr>
-        <w:tc>
-          <w:tcPr/>
-          <w:p>
-            <w:pPr>
-              <w:pStyle w:val="Compact"/>
-              <w:jc w:val="left"/>
-            </w:pPr>
-            <w:r>
-              <w:t xml:space="preserve">4</w:t>
-            </w:r>
-          </w:p>
-        </w:tc>
-        <w:tc>
-          <w:tcPr/>
-          <w:p>
-            <w:pPr>
-              <w:pStyle w:val="Compact"/>
-              <w:jc w:val="left"/>
-            </w:pPr>
-            <w:r>
-              <w:t xml:space="preserve">Blob Storage</w:t>
-            </w:r>
-          </w:p>
-        </w:tc>
-        <w:tc>
-          <w:tcPr/>
-          <w:p>
-            <w:pPr>
-              <w:pStyle w:val="Compact"/>
-              <w:jc w:val="left"/>
-            </w:pPr>
-            <w:r>
-              <w:t xml:space="preserve">Project artifacts</w:t>
-            </w:r>
-          </w:p>
-        </w:tc>
-        <w:tc>
-          <w:tcPr/>
-          <w:p>
-            <w:pPr>
-              <w:pStyle w:val="Compact"/>
-              <w:jc w:val="left"/>
-            </w:pPr>
-            <w:r>
-              <w:t xml:space="preserve">Standard LRS, private container</w:t>
-            </w:r>
-          </w:p>
-        </w:tc>
-      </w:tr>
-      <w:tr>
-        <w:tc>
-          <w:tcPr/>
-          <w:p>
-            <w:pPr>
-              <w:pStyle w:val="Compact"/>
-              <w:jc w:val="left"/>
-            </w:pPr>
-            <w:r>
-              <w:t xml:space="preserve">5</w:t>
-            </w:r>
-          </w:p>
-        </w:tc>
-        <w:tc>
-          <w:tcPr/>
-          <w:p>
-            <w:pPr>
-              <w:pStyle w:val="Compact"/>
-              <w:jc w:val="left"/>
-            </w:pPr>
-            <w:r>
-              <w:t xml:space="preserve">Key Vault</w:t>
-            </w:r>
-          </w:p>
-        </w:tc>
-        <w:tc>
-          <w:tcPr/>
-          <w:p>
-            <w:pPr>
-              <w:pStyle w:val="Compact"/>
-              <w:jc w:val="left"/>
-            </w:pPr>
-            <w:r>
-              <w:t xml:space="preserve">Secrets</w:t>
-            </w:r>
-          </w:p>
-        </w:tc>
-        <w:tc>
-          <w:tcPr/>
-          <w:p>
-            <w:pPr>
-              <w:pStyle w:val="Compact"/>
-              <w:jc w:val="left"/>
-            </w:pPr>
-            <w:r>
-              <w:t xml:space="preserve">Standard, RBAC-auth</w:t>
-            </w:r>
-          </w:p>
-        </w:tc>
-      </w:tr>
-      <w:tr>
-        <w:tc>
-          <w:tcPr/>
-          <w:p>
-            <w:pPr>
-              <w:pStyle w:val="Compact"/>
-              <w:jc w:val="left"/>
-            </w:pPr>
-            <w:r>
-              <w:t xml:space="preserve">6</w:t>
-            </w:r>
-          </w:p>
-        </w:tc>
-        <w:tc>
-          <w:tcPr/>
-          <w:p>
-            <w:pPr>
-              <w:pStyle w:val="Compact"/>
-              <w:jc w:val="left"/>
-            </w:pPr>
-            <w:r>
-              <w:t xml:space="preserve">Log Analytics + App Insights</w:t>
-            </w:r>
-          </w:p>
-        </w:tc>
-        <w:tc>
-          <w:tcPr/>
-          <w:p>
-            <w:pPr>
-              <w:pStyle w:val="Compact"/>
-              <w:jc w:val="left"/>
-            </w:pPr>
-            <w:r>
-              <w:t xml:space="preserve">Logs · traces · errors</w:t>
-            </w:r>
-          </w:p>
-        </w:tc>
-        <w:tc>
-          <w:tcPr/>
-          <w:p>
-            <w:pPr>
-              <w:pStyle w:val="Compact"/>
-              <w:jc w:val="left"/>
-            </w:pPr>
-            <w:r>
-              <w:t xml:space="preserve">30-day retention</w:t>
-            </w:r>
-          </w:p>
-        </w:tc>
-      </w:tr>
-      <w:tr>
-        <w:tc>
-          <w:tcPr/>
-          <w:p>
-            <w:pPr>
-              <w:pStyle w:val="Compact"/>
-              <w:jc w:val="left"/>
-            </w:pPr>
-            <w:r>
-              <w:t xml:space="preserve">7</w:t>
-            </w:r>
-          </w:p>
-        </w:tc>
-        <w:tc>
-          <w:tcPr/>
-          <w:p>
-            <w:pPr>
-              <w:pStyle w:val="Compact"/>
-              <w:jc w:val="left"/>
-            </w:pPr>
-            <w:r>
-              <w:t xml:space="preserve">Entra app registration</w:t>
-            </w:r>
-          </w:p>
-        </w:tc>
-        <w:tc>
-          <w:tcPr/>
-          <w:p>
-            <w:pPr>
-              <w:pStyle w:val="Compact"/>
-              <w:jc w:val="left"/>
-            </w:pPr>
-            <w:r>
-              <w:t xml:space="preserve">SSO + CI/CD federated identity</w:t>
-            </w:r>
-          </w:p>
-        </w:tc>
-        <w:tc>
-          <w:tcPr/>
-          <w:p>
-            <w:pPr>
-              <w:pStyle w:val="Compact"/>
-              <w:jc w:val="left"/>
-            </w:pPr>
-            <w:r>
-              <w:t xml:space="preserve">AzureADMyOrg</w:t>
-            </w:r>
-          </w:p>
-        </w:tc>
-      </w:tr>
-    </w:tbl>
-    <w:p>
-      <w:pPr>
-        <w:pStyle w:val="BodyText"/>
-      </w:pPr>
-      <w:r>
-        <w:t xml:space="preserve">All Microsoft-managed PaaS. Bicep source-of-truth at</w:t>
-      </w:r>
-      <w:r>
-        <w:t xml:space="preserve"> </w:t>
-      </w:r>
-      <w:r>
-        <w:rPr>
-          <w:rStyle w:val="VerbatimChar"/>
-        </w:rPr>
-        <w:t xml:space="preserve">infra/main.bicep</w:t>
-      </w:r>
-      <w:r>
-        <w:t xml:space="preserve"> </w:t>
-      </w:r>
-      <w:r>
-        <w:t xml:space="preserve">— recreatable from scratch in ~10 min.</w:t>
-      </w:r>
-    </w:p>
-    <w:p>
-      <w:r>
-        <w:pict>
-          <v:rect style="width:0;height:1.5pt" o:hralign="center" o:hrstd="t" o:hr="t"/>
-        </w:pict>
-      </w:r>
-    </w:p>
-    <w:bookmarkEnd w:id="15"/>
-    <w:bookmarkStart w:id="16" w:name="cost-usdmonth"/>
-    <w:p>
-      <w:pPr>
-        <w:pStyle w:val="Heading2"/>
-      </w:pPr>
-      <w:r>
-        <w:t xml:space="preserve">Cost (USD/month)</w:t>
-      </w:r>
-    </w:p>
-    <w:tbl>
-      <w:tblPr>
-        <w:tblStyle w:val="Table"/>
-        <w:tblW w:type="pct" w:w="5000"/>
-        <w:tblLayout w:type="fixed"/>
-        <w:tblLook w:firstRow="1" w:lastRow="0" w:firstColumn="0" w:lastColumn="0" w:noHBand="0" w:noVBand="0" w:val="0020"/>
-      </w:tblPr>
-      <w:tblGrid>
-        <w:gridCol w:w="1980"/>
-        <w:gridCol w:w="1485"/>
-        <w:gridCol w:w="1485"/>
-        <w:gridCol w:w="1485"/>
-        <w:gridCol w:w="1485"/>
-      </w:tblGrid>
-      <w:tr>
-        <w:trPr>
-          <w:tblHeader w:val="on"/>
-        </w:trPr>
-        <w:tc>
-          <w:tcPr/>
-          <w:p>
-            <w:pPr>
-              <w:pStyle w:val="Compact"/>
-              <w:jc w:val="left"/>
-            </w:pPr>
-            <w:r>
-              <w:t xml:space="preserve">Posture</w:t>
-            </w:r>
-          </w:p>
-        </w:tc>
-        <w:tc>
-          <w:tcPr/>
-          <w:p>
-            <w:pPr>
-              <w:pStyle w:val="Compact"/>
-              <w:jc w:val="right"/>
-            </w:pPr>
-            <w:r>
-              <w:t xml:space="preserve">Compute</w:t>
-            </w:r>
-          </w:p>
-        </w:tc>
-        <w:tc>
-          <w:tcPr/>
-          <w:p>
-            <w:pPr>
-              <w:pStyle w:val="Compact"/>
-              <w:jc w:val="right"/>
-            </w:pPr>
-            <w:r>
-              <w:t xml:space="preserve">Database</w:t>
-            </w:r>
-          </w:p>
-        </w:tc>
-        <w:tc>
-          <w:tcPr/>
-          <w:p>
-            <w:pPr>
-              <w:pStyle w:val="Compact"/>
-              <w:jc w:val="right"/>
-            </w:pPr>
-            <w:r>
-              <w:t xml:space="preserve">Other</w:t>
-            </w:r>
-          </w:p>
-        </w:tc>
-        <w:tc>
-          <w:tcPr/>
-          <w:p>
-            <w:pPr>
-              <w:pStyle w:val="Compact"/>
-              <w:jc w:val="right"/>
-            </w:pPr>
-            <w:r>
-              <w:rPr>
-                <w:b/>
-                <w:bCs/>
-              </w:rPr>
-              <w:t xml:space="preserve">Total</w:t>
-            </w:r>
-          </w:p>
-        </w:tc>
-      </w:tr>
-      <w:tr>
-        <w:tc>
-          <w:tcPr/>
-          <w:p>
-            <w:pPr>
-              <w:pStyle w:val="Compact"/>
-              <w:jc w:val="left"/>
-            </w:pPr>
-            <w:r>
-              <w:t xml:space="preserve">Demo (current — always-on)</w:t>
-            </w:r>
-          </w:p>
-        </w:tc>
-        <w:tc>
-          <w:tcPr/>
-          <w:p>
-            <w:pPr>
-              <w:pStyle w:val="Compact"/>
-              <w:jc w:val="right"/>
-            </w:pPr>
-            <w:r>
-              <w:t xml:space="preserve">$39</w:t>
-            </w:r>
-          </w:p>
-        </w:tc>
-        <w:tc>
-          <w:tcPr/>
-          <w:p>
-            <w:pPr>
-              <w:pStyle w:val="Compact"/>
-              <w:jc w:val="right"/>
-            </w:pPr>
-            <w:r>
-              <w:t xml:space="preserve">$17</w:t>
-            </w:r>
-          </w:p>
-        </w:tc>
-        <w:tc>
-          <w:tcPr/>
-          <w:p>
-            <w:pPr>
-              <w:pStyle w:val="Compact"/>
-              <w:jc w:val="right"/>
-            </w:pPr>
-            <w:r>
-              <w:t xml:space="preserve">$2</w:t>
-            </w:r>
-          </w:p>
-        </w:tc>
-        <w:tc>
-          <w:tcPr/>
-          <w:p>
-            <w:pPr>
-              <w:pStyle w:val="Compact"/>
-              <w:jc w:val="right"/>
-            </w:pPr>
-            <w:r>
-              <w:rPr>
-                <w:b/>
-                <w:bCs/>
-              </w:rPr>
-              <w:t xml:space="preserve">$58</w:t>
-            </w:r>
-          </w:p>
-        </w:tc>
-      </w:tr>
-      <w:tr>
-        <w:tc>
-          <w:tcPr/>
-          <w:p>
-            <w:pPr>
-              <w:pStyle w:val="Compact"/>
-              <w:jc w:val="left"/>
-            </w:pPr>
-            <w:r>
-              <w:t xml:space="preserve">Light prod (scale-to-zero idle)</w:t>
-            </w:r>
-          </w:p>
-        </w:tc>
-        <w:tc>
-          <w:tcPr/>
-          <w:p>
-            <w:pPr>
-              <w:pStyle w:val="Compact"/>
-              <w:jc w:val="right"/>
-            </w:pPr>
-            <w:r>
-              <w:t xml:space="preserve">$5</w:t>
-            </w:r>
-          </w:p>
-        </w:tc>
-        <w:tc>
-          <w:tcPr/>
-          <w:p>
-            <w:pPr>
-              <w:pStyle w:val="Compact"/>
-              <w:jc w:val="right"/>
-            </w:pPr>
-            <w:r>
-              <w:t xml:space="preserve">$30</w:t>
-            </w:r>
-          </w:p>
-        </w:tc>
-        <w:tc>
-          <w:tcPr/>
-          <w:p>
-            <w:pPr>
-              <w:pStyle w:val="Compact"/>
-              <w:jc w:val="right"/>
-            </w:pPr>
-            <w:r>
-              <w:t xml:space="preserve">$10</w:t>
-            </w:r>
-          </w:p>
-        </w:tc>
-        <w:tc>
-          <w:tcPr/>
-          <w:p>
-            <w:pPr>
-              <w:pStyle w:val="Compact"/>
-              <w:jc w:val="right"/>
-            </w:pPr>
-            <w:r>
-              <w:rPr>
-                <w:b/>
-                <w:bCs/>
-              </w:rPr>
-              <w:t xml:space="preserve">$45</w:t>
-            </w:r>
-          </w:p>
-        </w:tc>
-      </w:tr>
-      <w:tr>
-        <w:tc>
-          <w:tcPr/>
-          <w:p>
-            <w:pPr>
-              <w:pStyle w:val="Compact"/>
-              <w:jc w:val="left"/>
-            </w:pPr>
-            <w:r>
-              <w:t xml:space="preserve">Hardened prod (HA + private endpoints + staging)</w:t>
-            </w:r>
-          </w:p>
-        </w:tc>
-        <w:tc>
-          <w:tcPr/>
-          <w:p>
-            <w:pPr>
-              <w:pStyle w:val="Compact"/>
-              <w:jc w:val="right"/>
-            </w:pPr>
-            <w:r>
-              <w:t xml:space="preserve">$60</w:t>
-            </w:r>
-          </w:p>
-        </w:tc>
-        <w:tc>
-          <w:tcPr/>
-          <w:p>
-            <w:pPr>
-              <w:pStyle w:val="Compact"/>
-              <w:jc w:val="right"/>
-            </w:pPr>
-            <w:r>
-              <w:t xml:space="preserve">$60</w:t>
-            </w:r>
-          </w:p>
-        </w:tc>
-        <w:tc>
-          <w:tcPr/>
-          <w:p>
-            <w:pPr>
-              <w:pStyle w:val="Compact"/>
-              <w:jc w:val="right"/>
-            </w:pPr>
-            <w:r>
-              <w:t xml:space="preserve">$90</w:t>
-            </w:r>
-          </w:p>
-        </w:tc>
-        <w:tc>
-          <w:tcPr/>
-          <w:p>
-            <w:pPr>
-              <w:pStyle w:val="Compact"/>
-              <w:jc w:val="right"/>
-            </w:pPr>
-            <w:r>
-              <w:rPr>
-                <w:b/>
-                <w:bCs/>
-              </w:rPr>
-              <w:t xml:space="preserve">$210</w:t>
-            </w:r>
-          </w:p>
-        </w:tc>
-      </w:tr>
-    </w:tbl>
-    <w:p>
-      <w:pPr>
-        <w:pStyle w:val="BodyText"/>
-      </w:pPr>
-      <w:r>
-        <w:t xml:space="preserve">Pay-as-you-go; no commitment. Break-even at ~8 champions saving 1 hour/week.</w:t>
-      </w:r>
-    </w:p>
-    <w:p>
-      <w:r>
-        <w:pict>
-          <v:rect style="width:0;height:1.5pt" o:hralign="center" o:hrstd="t" o:hr="t"/>
-        </w:pict>
-      </w:r>
-    </w:p>
-    <w:bookmarkEnd w:id="16"/>
-    <w:bookmarkStart w:id="17" w:name="security-posture"/>
-    <w:p>
-      <w:pPr>
-        <w:pStyle w:val="Heading2"/>
-      </w:pPr>
-      <w:r>
-        <w:t xml:space="preserve">Security posture</w:t>
-      </w:r>
-    </w:p>
-    <w:tbl>
-      <w:tblPr>
-        <w:tblStyle w:val="Table"/>
-        <w:tblW w:type="pct" w:w="5000"/>
-        <w:tblLayout w:type="fixed"/>
+        <w:tblW w:type="auto" w:w="0"/>
         <w:tblLook w:firstRow="1" w:lastRow="0" w:firstColumn="0" w:lastColumn="0" w:noHBand="0" w:noVBand="0" w:val="0020"/>
       </w:tblPr>
       <w:tblGrid>
@@ -984,30 +173,34 @@
           <w:p>
             <w:pPr>
               <w:pStyle w:val="Compact"/>
-            </w:pPr>
-          </w:p>
-        </w:tc>
-        <w:tc>
-          <w:tcPr/>
-          <w:p>
-            <w:pPr>
-              <w:pStyle w:val="Compact"/>
-              <w:jc w:val="left"/>
-            </w:pPr>
-            <w:r>
-              <w:t xml:space="preserve">Current (demo)</w:t>
-            </w:r>
-          </w:p>
-        </w:tc>
-        <w:tc>
-          <w:tcPr/>
-          <w:p>
-            <w:pPr>
-              <w:pStyle w:val="Compact"/>
-              <w:jc w:val="left"/>
-            </w:pPr>
-            <w:r>
-              <w:t xml:space="preserve">Proposed (prod)</w:t>
+              <w:jc w:val="left"/>
+            </w:pPr>
+            <w:r>
+              <w:t xml:space="preserve">Resource</w:t>
+            </w:r>
+          </w:p>
+        </w:tc>
+        <w:tc>
+          <w:tcPr/>
+          <w:p>
+            <w:pPr>
+              <w:pStyle w:val="Compact"/>
+              <w:jc w:val="left"/>
+            </w:pPr>
+            <w:r>
+              <w:t xml:space="preserve">Purpose</w:t>
+            </w:r>
+          </w:p>
+        </w:tc>
+        <w:tc>
+          <w:tcPr/>
+          <w:p>
+            <w:pPr>
+              <w:pStyle w:val="Compact"/>
+              <w:jc w:val="left"/>
+            </w:pPr>
+            <w:r>
+              <w:t xml:space="preserve">Spec</w:t>
             </w:r>
           </w:p>
         </w:tc>
@@ -1021,31 +214,31 @@
               <w:jc w:val="left"/>
             </w:pPr>
             <w:r>
-              <w:t xml:space="preserve">Ingress</w:t>
-            </w:r>
-          </w:p>
-        </w:tc>
-        <w:tc>
-          <w:tcPr/>
-          <w:p>
-            <w:pPr>
-              <w:pStyle w:val="Compact"/>
-              <w:jc w:val="left"/>
-            </w:pPr>
-            <w:r>
-              <w:t xml:space="preserve">Public HTTPS + Entra sign-in</w:t>
-            </w:r>
-          </w:p>
-        </w:tc>
-        <w:tc>
-          <w:tcPr/>
-          <w:p>
-            <w:pPr>
-              <w:pStyle w:val="Compact"/>
-              <w:jc w:val="left"/>
-            </w:pPr>
-            <w:r>
-              <w:t xml:space="preserve">VPN-only via private endpoints</w:t>
+              <w:t xml:space="preserve">Container App</w:t>
+            </w:r>
+          </w:p>
+        </w:tc>
+        <w:tc>
+          <w:tcPr/>
+          <w:p>
+            <w:pPr>
+              <w:pStyle w:val="Compact"/>
+              <w:jc w:val="left"/>
+            </w:pPr>
+            <w:r>
+              <w:t xml:space="preserve">Web app (Next.js)</w:t>
+            </w:r>
+          </w:p>
+        </w:tc>
+        <w:tc>
+          <w:tcPr/>
+          <w:p>
+            <w:pPr>
+              <w:pStyle w:val="Compact"/>
+              <w:jc w:val="left"/>
+            </w:pPr>
+            <w:r>
+              <w:t xml:space="preserve">0.5 vCPU · 1 GiB · scale 1–3</w:t>
             </w:r>
           </w:p>
         </w:tc>
@@ -1059,46 +252,31 @@
               <w:jc w:val="left"/>
             </w:pPr>
             <w:r>
-              <w:t xml:space="preserve">Postgres</w:t>
-            </w:r>
-          </w:p>
-        </w:tc>
-        <w:tc>
-          <w:tcPr/>
-          <w:p>
-            <w:pPr>
-              <w:pStyle w:val="Compact"/>
-              <w:jc w:val="left"/>
-            </w:pPr>
-            <w:r>
-              <w:t xml:space="preserve">Firewall</w:t>
-            </w:r>
-            <w:r>
-              <w:t xml:space="preserve"> </w:t>
-            </w:r>
-            <w:r>
-              <w:rPr>
-                <w:rStyle w:val="VerbatimChar"/>
-              </w:rPr>
-              <w:t xml:space="preserve">0.0.0.0/0</w:t>
-            </w:r>
-            <w:r>
-              <w:t xml:space="preserve"> </w:t>
-            </w:r>
-            <w:r>
-              <w:t xml:space="preserve">+ TLS</w:t>
-            </w:r>
-          </w:p>
-        </w:tc>
-        <w:tc>
-          <w:tcPr/>
-          <w:p>
-            <w:pPr>
-              <w:pStyle w:val="Compact"/>
-              <w:jc w:val="left"/>
-            </w:pPr>
-            <w:r>
-              <w:t xml:space="preserve">Private endpoint, no public access</w:t>
+              <w:t xml:space="preserve">PostgreSQL Flexible Server</w:t>
+            </w:r>
+          </w:p>
+        </w:tc>
+        <w:tc>
+          <w:tcPr/>
+          <w:p>
+            <w:pPr>
+              <w:pStyle w:val="Compact"/>
+              <w:jc w:val="left"/>
+            </w:pPr>
+            <w:r>
+              <w:t xml:space="preserve">Database</w:t>
+            </w:r>
+          </w:p>
+        </w:tc>
+        <w:tc>
+          <w:tcPr/>
+          <w:p>
+            <w:pPr>
+              <w:pStyle w:val="Compact"/>
+              <w:jc w:val="left"/>
+            </w:pPr>
+            <w:r>
+              <w:t xml:space="preserve">B1ms · 32 GiB · v16</w:t>
             </w:r>
           </w:p>
         </w:tc>
@@ -1112,31 +290,31 @@
               <w:jc w:val="left"/>
             </w:pPr>
             <w:r>
-              <w:t xml:space="preserve">Encryption</w:t>
-            </w:r>
-          </w:p>
-        </w:tc>
-        <w:tc>
-          <w:tcPr/>
-          <w:p>
-            <w:pPr>
-              <w:pStyle w:val="Compact"/>
-              <w:jc w:val="left"/>
-            </w:pPr>
-            <w:r>
-              <w:t xml:space="preserve">TLS 1.2+ in transit, Microsoft-managed keys at rest</w:t>
-            </w:r>
-          </w:p>
-        </w:tc>
-        <w:tc>
-          <w:tcPr/>
-          <w:p>
-            <w:pPr>
-              <w:pStyle w:val="Compact"/>
-              <w:jc w:val="left"/>
-            </w:pPr>
-            <w:r>
-              <w:t xml:space="preserve">Same</w:t>
+              <w:t xml:space="preserve">Blob Storage</w:t>
+            </w:r>
+          </w:p>
+        </w:tc>
+        <w:tc>
+          <w:tcPr/>
+          <w:p>
+            <w:pPr>
+              <w:pStyle w:val="Compact"/>
+              <w:jc w:val="left"/>
+            </w:pPr>
+            <w:r>
+              <w:t xml:space="preserve">Project artifacts</w:t>
+            </w:r>
+          </w:p>
+        </w:tc>
+        <w:tc>
+          <w:tcPr/>
+          <w:p>
+            <w:pPr>
+              <w:pStyle w:val="Compact"/>
+              <w:jc w:val="left"/>
+            </w:pPr>
+            <w:r>
+              <w:t xml:space="preserve">Standard LRS, private</w:t>
             </w:r>
           </w:p>
         </w:tc>
@@ -1150,31 +328,31 @@
               <w:jc w:val="left"/>
             </w:pPr>
             <w:r>
-              <w:t xml:space="preserve">Data classification</w:t>
-            </w:r>
-          </w:p>
-        </w:tc>
-        <w:tc>
-          <w:tcPr/>
-          <w:p>
-            <w:pPr>
-              <w:pStyle w:val="Compact"/>
-              <w:jc w:val="left"/>
-            </w:pPr>
-            <w:r>
-              <w:t xml:space="preserve">Internal max</w:t>
-            </w:r>
-          </w:p>
-        </w:tc>
-        <w:tc>
-          <w:tcPr/>
-          <w:p>
-            <w:pPr>
-              <w:pStyle w:val="Compact"/>
-              <w:jc w:val="left"/>
-            </w:pPr>
-            <w:r>
-              <w:t xml:space="preserve">Internal max (PII stored by reference only)</w:t>
+              <w:t xml:space="preserve">Key Vault</w:t>
+            </w:r>
+          </w:p>
+        </w:tc>
+        <w:tc>
+          <w:tcPr/>
+          <w:p>
+            <w:pPr>
+              <w:pStyle w:val="Compact"/>
+              <w:jc w:val="left"/>
+            </w:pPr>
+            <w:r>
+              <w:t xml:space="preserve">Secrets</w:t>
+            </w:r>
+          </w:p>
+        </w:tc>
+        <w:tc>
+          <w:tcPr/>
+          <w:p>
+            <w:pPr>
+              <w:pStyle w:val="Compact"/>
+              <w:jc w:val="left"/>
+            </w:pPr>
+            <w:r>
+              <w:t xml:space="preserve">RBAC-auth</w:t>
             </w:r>
           </w:p>
         </w:tc>
@@ -1188,46 +366,31 @@
               <w:jc w:val="left"/>
             </w:pPr>
             <w:r>
-              <w:t xml:space="preserve">Audit</w:t>
-            </w:r>
-          </w:p>
-        </w:tc>
-        <w:tc>
-          <w:tcPr/>
-          <w:p>
-            <w:pPr>
-              <w:pStyle w:val="Compact"/>
-              <w:jc w:val="left"/>
-            </w:pPr>
-            <w:r>
-              <w:t xml:space="preserve">Append-only</w:t>
-            </w:r>
-            <w:r>
-              <w:t xml:space="preserve"> </w:t>
-            </w:r>
-            <w:r>
-              <w:rPr>
-                <w:rStyle w:val="VerbatimChar"/>
-              </w:rPr>
-              <w:t xml:space="preserve">audit_events</w:t>
-            </w:r>
-            <w:r>
-              <w:t xml:space="preserve"> </w:t>
-            </w:r>
-            <w:r>
-              <w:t xml:space="preserve">table; admin viewer</w:t>
-            </w:r>
-          </w:p>
-        </w:tc>
-        <w:tc>
-          <w:tcPr/>
-          <w:p>
-            <w:pPr>
-              <w:pStyle w:val="Compact"/>
-              <w:jc w:val="left"/>
-            </w:pPr>
-            <w:r>
-              <w:t xml:space="preserve">Same + Sentinel/Defender hook if needed</w:t>
+              <w:t xml:space="preserve">Log Analytics + App Insights</w:t>
+            </w:r>
+          </w:p>
+        </w:tc>
+        <w:tc>
+          <w:tcPr/>
+          <w:p>
+            <w:pPr>
+              <w:pStyle w:val="Compact"/>
+              <w:jc w:val="left"/>
+            </w:pPr>
+            <w:r>
+              <w:t xml:space="preserve">Telemetry</w:t>
+            </w:r>
+          </w:p>
+        </w:tc>
+        <w:tc>
+          <w:tcPr/>
+          <w:p>
+            <w:pPr>
+              <w:pStyle w:val="Compact"/>
+              <w:jc w:val="left"/>
+            </w:pPr>
+            <w:r>
+              <w:t xml:space="preserve">30-day retention</w:t>
             </w:r>
           </w:p>
         </w:tc>
@@ -1241,78 +404,31 @@
               <w:jc w:val="left"/>
             </w:pPr>
             <w:r>
-              <w:t xml:space="preserve">Secrets</w:t>
-            </w:r>
-          </w:p>
-        </w:tc>
-        <w:tc>
-          <w:tcPr/>
-          <w:p>
-            <w:pPr>
-              <w:pStyle w:val="Compact"/>
-              <w:jc w:val="left"/>
-            </w:pPr>
-            <w:r>
-              <w:t xml:space="preserve">Key Vault + Container Apps</w:t>
-            </w:r>
-            <w:r>
-              <w:t xml:space="preserve"> </w:t>
-            </w:r>
-            <w:r>
-              <w:rPr>
-                <w:rStyle w:val="VerbatimChar"/>
-              </w:rPr>
-              <w:t xml:space="preserve">secretRef</w:t>
-            </w:r>
-          </w:p>
-        </w:tc>
-        <w:tc>
-          <w:tcPr/>
-          <w:p>
-            <w:pPr>
-              <w:pStyle w:val="Compact"/>
-              <w:jc w:val="left"/>
-            </w:pPr>
-            <w:r>
-              <w:t xml:space="preserve">Same</w:t>
-            </w:r>
-          </w:p>
-        </w:tc>
-      </w:tr>
-      <w:tr>
-        <w:tc>
-          <w:tcPr/>
-          <w:p>
-            <w:pPr>
-              <w:pStyle w:val="Compact"/>
-              <w:jc w:val="left"/>
-            </w:pPr>
-            <w:r>
-              <w:t xml:space="preserve">CI/CD auth</w:t>
-            </w:r>
-          </w:p>
-        </w:tc>
-        <w:tc>
-          <w:tcPr/>
-          <w:p>
-            <w:pPr>
-              <w:pStyle w:val="Compact"/>
-              <w:jc w:val="left"/>
-            </w:pPr>
-            <w:r>
-              <w:t xml:space="preserve">OIDC federated identity (no long-lived secret)</w:t>
-            </w:r>
-          </w:p>
-        </w:tc>
-        <w:tc>
-          <w:tcPr/>
-          <w:p>
-            <w:pPr>
-              <w:pStyle w:val="Compact"/>
-              <w:jc w:val="left"/>
-            </w:pPr>
-            <w:r>
-              <w:t xml:space="preserve">Same</w:t>
+              <w:t xml:space="preserve">Entra app registration</w:t>
+            </w:r>
+          </w:p>
+        </w:tc>
+        <w:tc>
+          <w:tcPr/>
+          <w:p>
+            <w:pPr>
+              <w:pStyle w:val="Compact"/>
+              <w:jc w:val="left"/>
+            </w:pPr>
+            <w:r>
+              <w:t xml:space="preserve">SSO + CI OIDC</w:t>
+            </w:r>
+          </w:p>
+        </w:tc>
+        <w:tc>
+          <w:tcPr/>
+          <w:p>
+            <w:pPr>
+              <w:pStyle w:val="Compact"/>
+              <w:jc w:val="left"/>
+            </w:pPr>
+            <w:r>
+              <w:t xml:space="preserve">AzureADMyOrg</w:t>
             </w:r>
           </w:p>
         </w:tc>
@@ -1323,33 +439,203 @@
         <w:pStyle w:val="BodyText"/>
       </w:pPr>
       <w:r>
-        <w:t xml:space="preserve">Network posture is a single Bicep parameter flip (</w:t>
+        <w:t xml:space="preserve">Infrastructure-as-code:</w:t>
+      </w:r>
+      <w:r>
+        <w:t xml:space="preserve"> </w:t>
       </w:r>
       <w:r>
         <w:rPr>
           <w:rStyle w:val="VerbatimChar"/>
         </w:rPr>
-        <w:t xml:space="preserve">networkPosture=private</w:t>
-      </w:r>
-      <w:r>
-        <w:t xml:space="preserve">). Incremental cost reflected in the table above.</w:t>
-      </w:r>
-    </w:p>
-    <w:p>
-      <w:r>
-        <w:pict>
-          <v:rect style="width:0;height:1.5pt" o:hralign="center" o:hrstd="t" o:hr="t"/>
-        </w:pict>
-      </w:r>
-    </w:p>
-    <w:bookmarkEnd w:id="17"/>
-    <w:bookmarkStart w:id="18" w:name="cicd-ops"/>
+        <w:t xml:space="preserve">infra/main.bicep</w:t>
+      </w:r>
+      <w:r>
+        <w:t xml:space="preserve">. Recreatable from scratch in ~10 min.</w:t>
+      </w:r>
+    </w:p>
+    <w:bookmarkEnd w:id="14"/>
+    <w:bookmarkStart w:id="15" w:name="cost-usdmonth-pay-as-you-go"/>
     <w:p>
       <w:pPr>
         <w:pStyle w:val="Heading2"/>
       </w:pPr>
       <w:r>
-        <w:t xml:space="preserve">CI/CD &amp; ops</w:t>
+        <w:t xml:space="preserve">Cost (USD/month, pay-as-you-go)</w:t>
+      </w:r>
+    </w:p>
+    <w:tbl>
+      <w:tblPr>
+        <w:tblStyle w:val="Table"/>
+        <w:tblW w:type="auto" w:w="0"/>
+        <w:tblLook w:firstRow="1" w:lastRow="0" w:firstColumn="0" w:lastColumn="0" w:noHBand="0" w:noVBand="0" w:val="0020"/>
+      </w:tblPr>
+      <w:tblGrid>
+        <w:gridCol w:w="3960"/>
+        <w:gridCol w:w="3960"/>
+      </w:tblGrid>
+      <w:tr>
+        <w:trPr>
+          <w:tblHeader w:val="on"/>
+        </w:trPr>
+        <w:tc>
+          <w:tcPr/>
+          <w:p>
+            <w:pPr>
+              <w:pStyle w:val="Compact"/>
+              <w:jc w:val="left"/>
+            </w:pPr>
+            <w:r>
+              <w:t xml:space="preserve">Posture</w:t>
+            </w:r>
+          </w:p>
+        </w:tc>
+        <w:tc>
+          <w:tcPr/>
+          <w:p>
+            <w:pPr>
+              <w:pStyle w:val="Compact"/>
+              <w:jc w:val="right"/>
+            </w:pPr>
+            <w:r>
+              <w:t xml:space="preserve">Monthly</w:t>
+            </w:r>
+          </w:p>
+        </w:tc>
+      </w:tr>
+      <w:tr>
+        <w:tc>
+          <w:tcPr/>
+          <w:p>
+            <w:pPr>
+              <w:pStyle w:val="Compact"/>
+              <w:jc w:val="left"/>
+            </w:pPr>
+            <w:r>
+              <w:t xml:space="preserve">Demo (always-on, current)</w:t>
+            </w:r>
+          </w:p>
+        </w:tc>
+        <w:tc>
+          <w:tcPr/>
+          <w:p>
+            <w:pPr>
+              <w:pStyle w:val="Compact"/>
+              <w:jc w:val="right"/>
+            </w:pPr>
+            <w:r>
+              <w:rPr>
+                <w:b/>
+                <w:bCs/>
+              </w:rPr>
+              <w:t xml:space="preserve">$58</w:t>
+            </w:r>
+          </w:p>
+        </w:tc>
+      </w:tr>
+      <w:tr>
+        <w:tc>
+          <w:tcPr/>
+          <w:p>
+            <w:pPr>
+              <w:pStyle w:val="Compact"/>
+              <w:jc w:val="left"/>
+            </w:pPr>
+            <w:r>
+              <w:t xml:space="preserve">Light production (scale-to-zero idle)</w:t>
+            </w:r>
+          </w:p>
+        </w:tc>
+        <w:tc>
+          <w:tcPr/>
+          <w:p>
+            <w:pPr>
+              <w:pStyle w:val="Compact"/>
+              <w:jc w:val="right"/>
+            </w:pPr>
+            <w:r>
+              <w:rPr>
+                <w:b/>
+                <w:bCs/>
+              </w:rPr>
+              <w:t xml:space="preserve">$45</w:t>
+            </w:r>
+          </w:p>
+        </w:tc>
+      </w:tr>
+      <w:tr>
+        <w:tc>
+          <w:tcPr/>
+          <w:p>
+            <w:pPr>
+              <w:pStyle w:val="Compact"/>
+              <w:jc w:val="left"/>
+            </w:pPr>
+            <w:r>
+              <w:t xml:space="preserve">Hardened production (HA + private endpoints + staging)</w:t>
+            </w:r>
+          </w:p>
+        </w:tc>
+        <w:tc>
+          <w:tcPr/>
+          <w:p>
+            <w:pPr>
+              <w:pStyle w:val="Compact"/>
+              <w:jc w:val="right"/>
+            </w:pPr>
+            <w:r>
+              <w:rPr>
+                <w:b/>
+                <w:bCs/>
+              </w:rPr>
+              <w:t xml:space="preserve">$210</w:t>
+            </w:r>
+          </w:p>
+        </w:tc>
+      </w:tr>
+    </w:tbl>
+    <w:bookmarkEnd w:id="15"/>
+    <w:bookmarkStart w:id="16" w:name="security"/>
+    <w:p>
+      <w:pPr>
+        <w:pStyle w:val="Heading2"/>
+      </w:pPr>
+      <w:r>
+        <w:t xml:space="preserve">Security</w:t>
+      </w:r>
+    </w:p>
+    <w:p>
+      <w:pPr>
+        <w:pStyle w:val="FirstParagraph"/>
+      </w:pPr>
+      <w:r>
+        <w:t xml:space="preserve">Entra SSO · OIDC federation for CI (no long-lived secrets) · TLS 1.2+ in transit · Microsoft-managed keys at rest · append-only audit log · soft-delete on data · Key Vault for secrets. Data classification cap:</w:t>
+      </w:r>
+      <w:r>
+        <w:t xml:space="preserve"> </w:t>
+      </w:r>
+      <w:r>
+        <w:rPr>
+          <w:b/>
+          <w:bCs/>
+        </w:rPr>
+        <w:t xml:space="preserve">Internal</w:t>
+      </w:r>
+      <w:r>
+        <w:t xml:space="preserve"> </w:t>
+      </w:r>
+      <w:r>
+        <w:t xml:space="preserve">(PII stored by reference only). Production posture switches to private endpoints + VPN-only ingress via one Bicep parameter.</w:t>
+      </w:r>
+    </w:p>
+    <w:bookmarkEnd w:id="16"/>
+    <w:bookmarkStart w:id="17" w:name="asks-from-it"/>
+    <w:p>
+      <w:pPr>
+        <w:pStyle w:val="Heading2"/>
+      </w:pPr>
+      <w:r>
+        <w:t xml:space="preserve">Asks from IT</w:t>
       </w:r>
     </w:p>
     <w:p>
@@ -1365,34 +651,13 @@
           <w:b/>
           <w:bCs/>
         </w:rPr>
-        <w:t xml:space="preserve">Deploy:</w:t>
+        <w:t xml:space="preserve">Assign a corporate Azure subscription</w:t>
       </w:r>
       <w:r>
         <w:t xml:space="preserve"> </w:t>
       </w:r>
       <w:r>
-        <w:rPr>
-          <w:rStyle w:val="VerbatimChar"/>
-        </w:rPr>
-        <w:t xml:space="preserve">git push origin main</w:t>
-      </w:r>
-      <w:r>
-        <w:t xml:space="preserve"> </w:t>
-      </w:r>
-      <w:r>
-        <w:t xml:space="preserve">→ GitHub Actions builds image, pushes to</w:t>
-      </w:r>
-      <w:r>
-        <w:t xml:space="preserve"> </w:t>
-      </w:r>
-      <w:r>
-        <w:rPr>
-          <w:rStyle w:val="VerbatimChar"/>
-        </w:rPr>
-        <w:t xml:space="preserve">ghcr.io</w:t>
-      </w:r>
-      <w:r>
-        <w:t xml:space="preserve">, deploys Bicep, runs migrations. ~5 minutes end-to-end.</w:t>
+        <w:t xml:space="preserve">for production.</w:t>
       </w:r>
     </w:p>
     <w:p>
@@ -1408,22 +673,13 @@
           <w:b/>
           <w:bCs/>
         </w:rPr>
-        <w:t xml:space="preserve">Rollback:</w:t>
+        <w:t xml:space="preserve">Approve an Entra app registration</w:t>
       </w:r>
       <w:r>
         <w:t xml:space="preserve"> </w:t>
       </w:r>
       <w:r>
-        <w:rPr>
-          <w:rStyle w:val="VerbatimChar"/>
-        </w:rPr>
-        <w:t xml:space="preserve">az containerapp revision activate &lt;prior&gt;</w:t>
-      </w:r>
-      <w:r>
-        <w:t xml:space="preserve"> </w:t>
-      </w:r>
-      <w:r>
-        <w:t xml:space="preserve">in seconds, no rebuild.</w:t>
+        <w:t xml:space="preserve">in the Enercon tenant (SSO + federated identity for CI).</w:t>
       </w:r>
     </w:p>
     <w:p>
@@ -1439,13 +695,28 @@
           <w:b/>
           <w:bCs/>
         </w:rPr>
-        <w:t xml:space="preserve">Observability:</w:t>
-      </w:r>
-      <w:r>
+        <w:t xml:space="preserve">Approve</w:t>
+      </w:r>
+      <w:r>
+        <w:rPr>
+          <w:b/>
+          <w:bCs/>
+        </w:rPr>
         <w:t xml:space="preserve"> </w:t>
       </w:r>
       <w:r>
-        <w:t xml:space="preserve">All logs/traces flow into one Log Analytics workspace. Standard portal queries.</w:t>
+        <w:rPr>
+          <w:rStyle w:val="VerbatimChar"/>
+          <w:b/>
+          <w:bCs/>
+        </w:rPr>
+        <w:t xml:space="preserve">networkPosture=private</w:t>
+      </w:r>
+      <w:r>
+        <w:t xml:space="preserve"> </w:t>
+      </w:r>
+      <w:r>
+        <w:t xml:space="preserve">for the production deployment.</w:t>
       </w:r>
     </w:p>
     <w:p>
@@ -1461,13 +732,13 @@
           <w:b/>
           <w:bCs/>
         </w:rPr>
-        <w:t xml:space="preserve">Backups:</w:t>
+        <w:t xml:space="preserve">Assign an IT Security reviewer</w:t>
       </w:r>
       <w:r>
         <w:t xml:space="preserve"> </w:t>
       </w:r>
       <w:r>
-        <w:t xml:space="preserve">Postgres PITR 14-day; Blob soft-delete 30-day.</w:t>
+        <w:t xml:space="preserve">to close out the platform’s own IT Governance &amp; Security Assessment (per existing framework).</w:t>
       </w:r>
     </w:p>
     <w:p>
@@ -1483,294 +754,18 @@
           <w:b/>
           <w:bCs/>
         </w:rPr>
-        <w:t xml:space="preserve">On-call:</w:t>
+        <w:t xml:space="preserve">Provide the AI Champions M365 Group URL</w:t>
       </w:r>
       <w:r>
         <w:t xml:space="preserve"> </w:t>
       </w:r>
       <w:r>
-        <w:t xml:space="preserve">AI Team (Dawson, Melissa) first contact. Escalates to IT support via Freshservice.</w:t>
-      </w:r>
-    </w:p>
-    <w:p>
-      <w:r>
-        <w:pict>
-          <v:rect style="width:0;height:1.5pt" o:hralign="center" o:hrstd="t" o:hr="t"/>
-        </w:pict>
-      </w:r>
-    </w:p>
-    <w:bookmarkEnd w:id="18"/>
-    <w:bookmarkStart w:id="19" w:name="asks-from-it"/>
-    <w:p>
-      <w:pPr>
-        <w:pStyle w:val="Heading2"/>
-      </w:pPr>
-      <w:r>
-        <w:t xml:space="preserve">Asks from IT</w:t>
-      </w:r>
-    </w:p>
-    <w:tbl>
-      <w:tblPr>
-        <w:tblStyle w:val="Table"/>
-        <w:tblW w:type="pct" w:w="5000"/>
-        <w:tblLayout w:type="fixed"/>
-        <w:tblLook w:firstRow="1" w:lastRow="0" w:firstColumn="0" w:lastColumn="0" w:noHBand="0" w:noVBand="0" w:val="0020"/>
-      </w:tblPr>
-      <w:tblGrid>
-        <w:gridCol w:w="1584"/>
-        <w:gridCol w:w="3168"/>
-        <w:gridCol w:w="3168"/>
-      </w:tblGrid>
-      <w:tr>
-        <w:trPr>
-          <w:tblHeader w:val="on"/>
-        </w:trPr>
-        <w:tc>
-          <w:tcPr/>
-          <w:p>
-            <w:pPr>
-              <w:pStyle w:val="Compact"/>
-              <w:jc w:val="left"/>
-            </w:pPr>
-            <w:r>
-              <w:t xml:space="preserve">#</w:t>
-            </w:r>
-          </w:p>
-        </w:tc>
-        <w:tc>
-          <w:tcPr/>
-          <w:p>
-            <w:pPr>
-              <w:pStyle w:val="Compact"/>
-              <w:jc w:val="left"/>
-            </w:pPr>
-            <w:r>
-              <w:t xml:space="preserve">Decision</w:t>
-            </w:r>
-          </w:p>
-        </w:tc>
-        <w:tc>
-          <w:tcPr/>
-          <w:p>
-            <w:pPr>
-              <w:pStyle w:val="Compact"/>
-              <w:jc w:val="left"/>
-            </w:pPr>
-            <w:r>
-              <w:t xml:space="preserve">Effort</w:t>
-            </w:r>
-          </w:p>
-        </w:tc>
-      </w:tr>
-      <w:tr>
-        <w:tc>
-          <w:tcPr/>
-          <w:p>
-            <w:pPr>
-              <w:pStyle w:val="Compact"/>
-              <w:jc w:val="left"/>
-            </w:pPr>
-            <w:r>
-              <w:t xml:space="preserve">1</w:t>
-            </w:r>
-          </w:p>
-        </w:tc>
-        <w:tc>
-          <w:tcPr/>
-          <w:p>
-            <w:pPr>
-              <w:pStyle w:val="Compact"/>
-              <w:jc w:val="left"/>
-            </w:pPr>
-            <w:r>
-              <w:t xml:space="preserve">Assign a corporate Azure subscription for production</w:t>
-            </w:r>
-          </w:p>
-        </w:tc>
-        <w:tc>
-          <w:tcPr/>
-          <w:p>
-            <w:pPr>
-              <w:pStyle w:val="Compact"/>
-              <w:jc w:val="left"/>
-            </w:pPr>
-            <w:r>
-              <w:t xml:space="preserve">One-time</w:t>
-            </w:r>
-          </w:p>
-        </w:tc>
-      </w:tr>
-      <w:tr>
-        <w:tc>
-          <w:tcPr/>
-          <w:p>
-            <w:pPr>
-              <w:pStyle w:val="Compact"/>
-              <w:jc w:val="left"/>
-            </w:pPr>
-            <w:r>
-              <w:t xml:space="preserve">2</w:t>
-            </w:r>
-          </w:p>
-        </w:tc>
-        <w:tc>
-          <w:tcPr/>
-          <w:p>
-            <w:pPr>
-              <w:pStyle w:val="Compact"/>
-              <w:jc w:val="left"/>
-            </w:pPr>
-            <w:r>
-              <w:t xml:space="preserve">Approve an Entra app registration in the Enercon tenant for SSO + federated CI</w:t>
-            </w:r>
-          </w:p>
-        </w:tc>
-        <w:tc>
-          <w:tcPr/>
-          <w:p>
-            <w:pPr>
-              <w:pStyle w:val="Compact"/>
-              <w:jc w:val="left"/>
-            </w:pPr>
-            <w:r>
-              <w:t xml:space="preserve">One-time, ~10 min</w:t>
-            </w:r>
-          </w:p>
-        </w:tc>
-      </w:tr>
-      <w:tr>
-        <w:tc>
-          <w:tcPr/>
-          <w:p>
-            <w:pPr>
-              <w:pStyle w:val="Compact"/>
-              <w:jc w:val="left"/>
-            </w:pPr>
-            <w:r>
-              <w:t xml:space="preserve">3</w:t>
-            </w:r>
-          </w:p>
-        </w:tc>
-        <w:tc>
-          <w:tcPr/>
-          <w:p>
-            <w:pPr>
-              <w:pStyle w:val="Compact"/>
-              <w:jc w:val="left"/>
-            </w:pPr>
-            <w:r>
-              <w:t xml:space="preserve">Approve</w:t>
-            </w:r>
-            <w:r>
-              <w:t xml:space="preserve"> </w:t>
-            </w:r>
-            <w:r>
-              <w:rPr>
-                <w:rStyle w:val="VerbatimChar"/>
-              </w:rPr>
-              <w:t xml:space="preserve">networkPosture=private</w:t>
-            </w:r>
-            <w:r>
-              <w:t xml:space="preserve"> </w:t>
-            </w:r>
-            <w:r>
-              <w:t xml:space="preserve">for prod (VPN-only, private endpoints)</w:t>
-            </w:r>
-          </w:p>
-        </w:tc>
-        <w:tc>
-          <w:tcPr/>
-          <w:p>
-            <w:pPr>
-              <w:pStyle w:val="Compact"/>
-              <w:jc w:val="left"/>
-            </w:pPr>
-            <w:r>
-              <w:t xml:space="preserve">Bicep flip, no code change</w:t>
-            </w:r>
-          </w:p>
-        </w:tc>
-      </w:tr>
-      <w:tr>
-        <w:tc>
-          <w:tcPr/>
-          <w:p>
-            <w:pPr>
-              <w:pStyle w:val="Compact"/>
-              <w:jc w:val="left"/>
-            </w:pPr>
-            <w:r>
-              <w:t xml:space="preserve">4</w:t>
-            </w:r>
-          </w:p>
-        </w:tc>
-        <w:tc>
-          <w:tcPr/>
-          <w:p>
-            <w:pPr>
-              <w:pStyle w:val="Compact"/>
-              <w:jc w:val="left"/>
-            </w:pPr>
-            <w:r>
-              <w:t xml:space="preserve">Assign an IT Security reviewer for the platform’s own IT Governance &amp; Security Assessment</w:t>
-            </w:r>
-          </w:p>
-        </w:tc>
-        <w:tc>
-          <w:tcPr/>
-          <w:p>
-            <w:pPr>
-              <w:pStyle w:val="Compact"/>
-              <w:jc w:val="left"/>
-            </w:pPr>
-            <w:r>
-              <w:t xml:space="preserve">Per existing framework</w:t>
-            </w:r>
-          </w:p>
-        </w:tc>
-      </w:tr>
-      <w:tr>
-        <w:tc>
-          <w:tcPr/>
-          <w:p>
-            <w:pPr>
-              <w:pStyle w:val="Compact"/>
-              <w:jc w:val="left"/>
-            </w:pPr>
-            <w:r>
-              <w:t xml:space="preserve">5</w:t>
-            </w:r>
-          </w:p>
-        </w:tc>
-        <w:tc>
-          <w:tcPr/>
-          <w:p>
-            <w:pPr>
-              <w:pStyle w:val="Compact"/>
-              <w:jc w:val="left"/>
-            </w:pPr>
-            <w:r>
-              <w:t xml:space="preserve">Provide the AI Champions M365 Group URL for the Admin page link</w:t>
-            </w:r>
-          </w:p>
-        </w:tc>
-        <w:tc>
-          <w:tcPr/>
-          <w:p>
-            <w:pPr>
-              <w:pStyle w:val="Compact"/>
-              <w:jc w:val="left"/>
-            </w:pPr>
-            <w:r>
-              <w:t xml:space="preserve">One env-var update</w:t>
-            </w:r>
-          </w:p>
-        </w:tc>
-      </w:tr>
-    </w:tbl>
-    <w:p>
-      <w:pPr>
-        <w:pStyle w:val="BodyText"/>
+        <w:t xml:space="preserve">for the Admin page link.</w:t>
+      </w:r>
+    </w:p>
+    <w:p>
+      <w:pPr>
+        <w:pStyle w:val="FirstParagraph"/>
       </w:pPr>
       <w:r>
         <w:t xml:space="preserve">Once 1–3 are done, production is</w:t>
@@ -1789,24 +784,17 @@
         <w:t xml:space="preserve"> </w:t>
       </w:r>
       <w:r>
-        <w:t xml:space="preserve">away. No additional engineering required.</w:t>
-      </w:r>
-    </w:p>
-    <w:p>
-      <w:r>
-        <w:pict>
-          <v:rect style="width:0;height:1.5pt" o:hralign="center" o:hrstd="t" o:hr="t"/>
-        </w:pict>
-      </w:r>
-    </w:p>
-    <w:bookmarkEnd w:id="19"/>
-    <w:bookmarkStart w:id="20" w:name="caveats-honest"/>
+        <w:t xml:space="preserve">away.</w:t>
+      </w:r>
+    </w:p>
+    <w:bookmarkEnd w:id="17"/>
+    <w:bookmarkStart w:id="18" w:name="caveats"/>
     <w:p>
       <w:pPr>
         <w:pStyle w:val="Heading2"/>
       </w:pPr>
       <w:r>
-        <w:t xml:space="preserve">Caveats (honest)</w:t>
+        <w:t xml:space="preserve">Caveats</w:t>
       </w:r>
     </w:p>
     <w:p>
@@ -1818,23 +806,7 @@
         </w:numPr>
       </w:pPr>
       <w:r>
-        <w:t xml:space="preserve">Demo lives on a</w:t>
-      </w:r>
-      <w:r>
-        <w:t xml:space="preserve"> </w:t>
-      </w:r>
-      <w:r>
-        <w:rPr>
-          <w:b/>
-          <w:bCs/>
-        </w:rPr>
-        <w:t xml:space="preserve">personal</w:t>
-      </w:r>
-      <w:r>
-        <w:t xml:space="preserve"> </w:t>
-      </w:r>
-      <w:r>
-        <w:t xml:space="preserve">Azure subscription today. No real data should go in until #1 above is done.</w:t>
+        <w:t xml:space="preserve">Demo runs on a personal Azure subscription. No real data goes in before #1 above.</w:t>
       </w:r>
     </w:p>
     <w:p>
@@ -1846,17 +818,7 @@
         </w:numPr>
       </w:pPr>
       <w:r>
-        <w:t xml:space="preserve">Container image is on</w:t>
-      </w:r>
-      <w:r>
-        <w:t xml:space="preserve"> </w:t>
-      </w:r>
-      <w:r>
-        <w:rPr>
-          <w:b/>
-          <w:bCs/>
-        </w:rPr>
-        <w:t xml:space="preserve">public</w:t>
+        <w:t xml:space="preserve">Container image lives on public</w:t>
       </w:r>
       <w:r>
         <w:t xml:space="preserve"> </w:t>
@@ -1868,10 +830,7 @@
         <w:t xml:space="preserve">ghcr.io</w:t>
       </w:r>
       <w:r>
-        <w:t xml:space="preserve"> </w:t>
-      </w:r>
-      <w:r>
-        <w:t xml:space="preserve">for anonymous pull. Switching to a private Azure Container Registry is a 1-line Bicep + managed-identity change.</w:t>
+        <w:t xml:space="preserve">. Can switch to a private Azure Container Registry (~$5/mo, 1-line change) if required.</w:t>
       </w:r>
     </w:p>
     <w:p>
@@ -1883,35 +842,7 @@
         </w:numPr>
       </w:pPr>
       <w:r>
-        <w:t xml:space="preserve">Weekly nudge job and SLA-breach checker are written but</w:t>
-      </w:r>
-      <w:r>
-        <w:t xml:space="preserve"> </w:t>
-      </w:r>
-      <w:r>
-        <w:rPr>
-          <w:b/>
-          <w:bCs/>
-        </w:rPr>
-        <w:t xml:space="preserve">not scheduled yet</w:t>
-      </w:r>
-      <w:r>
-        <w:t xml:space="preserve"> </w:t>
-      </w:r>
-      <w:r>
-        <w:t xml:space="preserve">(need a Container Apps Job resource added).</w:t>
-      </w:r>
-    </w:p>
-    <w:p>
-      <w:pPr>
-        <w:pStyle w:val="Compact"/>
-        <w:numPr>
-          <w:ilvl w:val="0"/>
-          <w:numId w:val="1002"/>
-        </w:numPr>
-      </w:pPr>
-      <w:r>
-        <w:t xml:space="preserve">One environment exists today (dev). Staging + prod requires deploying the Bicep template twice with different parameter files — no new code.</w:t>
+        <w:t xml:space="preserve">Background jobs (weekly nudge, SLA-breach checker) are coded but not yet scheduled.</w:t>
       </w:r>
     </w:p>
     <w:p>
@@ -1930,11 +861,11 @@
           <w:i/>
           <w:iCs/>
         </w:rPr>
-        <w:t xml:space="preserve">Prepared by Dawson Sallee · AI Champions Program Lead · May 2026.</w:t>
-      </w:r>
-    </w:p>
-    <w:bookmarkEnd w:id="20"/>
-    <w:bookmarkEnd w:id="21"/>
+        <w:t xml:space="preserve">Dawson Sallee · AI Champions Program · May 2026</w:t>
+      </w:r>
+    </w:p>
+    <w:bookmarkEnd w:id="18"/>
+    <w:bookmarkEnd w:id="19"/>
     <w:sectPr>
       <w:footnotePr>
         <w:numRestart w:val="eachSect"/>
@@ -2045,6 +976,91 @@
       </w:pPr>
     </w:lvl>
   </w:abstractNum>
+  <w:abstractNum w:abstractNumId="99411">
+    <w:nsid w:val="00A99411"/>
+    <w:multiLevelType w:val="multilevel"/>
+    <w:lvl w:ilvl="0">
+      <w:start w:val="1"/>
+      <w:numFmt w:val="decimal"/>
+      <w:lvlText w:val="%1."/>
+      <w:lvlJc w:val="left"/>
+      <w:pPr>
+        <w:ind w:left="720" w:hanging="360"/>
+      </w:pPr>
+    </w:lvl>
+    <w:lvl w:ilvl="1">
+      <w:start w:val="1"/>
+      <w:numFmt w:val="decimal"/>
+      <w:lvlText w:val="%2."/>
+      <w:lvlJc w:val="left"/>
+      <w:pPr>
+        <w:ind w:left="1440" w:hanging="360"/>
+      </w:pPr>
+    </w:lvl>
+    <w:lvl w:ilvl="2">
+      <w:start w:val="1"/>
+      <w:numFmt w:val="decimal"/>
+      <w:lvlText w:val="%3."/>
+      <w:lvlJc w:val="left"/>
+      <w:pPr>
+        <w:ind w:left="2160" w:hanging="360"/>
+      </w:pPr>
+    </w:lvl>
+    <w:lvl w:ilvl="3">
+      <w:start w:val="1"/>
+      <w:numFmt w:val="decimal"/>
+      <w:lvlText w:val="%4."/>
+      <w:lvlJc w:val="left"/>
+      <w:pPr>
+        <w:ind w:left="2880" w:hanging="360"/>
+      </w:pPr>
+    </w:lvl>
+    <w:lvl w:ilvl="4">
+      <w:start w:val="1"/>
+      <w:numFmt w:val="decimal"/>
+      <w:lvlText w:val="%5."/>
+      <w:lvlJc w:val="left"/>
+      <w:pPr>
+        <w:ind w:left="3600" w:hanging="360"/>
+      </w:pPr>
+    </w:lvl>
+    <w:lvl w:ilvl="5">
+      <w:start w:val="1"/>
+      <w:numFmt w:val="decimal"/>
+      <w:lvlText w:val="%6."/>
+      <w:lvlJc w:val="left"/>
+      <w:pPr>
+        <w:ind w:left="4320" w:hanging="360"/>
+      </w:pPr>
+    </w:lvl>
+    <w:lvl w:ilvl="6">
+      <w:start w:val="1"/>
+      <w:numFmt w:val="decimal"/>
+      <w:lvlText w:val="%7."/>
+      <w:lvlJc w:val="left"/>
+      <w:pPr>
+        <w:ind w:left="5040" w:hanging="360"/>
+      </w:pPr>
+    </w:lvl>
+    <w:lvl w:ilvl="7">
+      <w:start w:val="1"/>
+      <w:numFmt w:val="decimal"/>
+      <w:lvlText w:val="%8."/>
+      <w:lvlJc w:val="left"/>
+      <w:pPr>
+        <w:ind w:left="5760" w:hanging="360"/>
+      </w:pPr>
+    </w:lvl>
+    <w:lvl w:ilvl="8">
+      <w:start w:val="1"/>
+      <w:numFmt w:val="decimal"/>
+      <w:lvlText w:val="%9."/>
+      <w:lvlJc w:val="left"/>
+      <w:pPr>
+        <w:ind w:left="6480" w:hanging="360"/>
+      </w:pPr>
+    </w:lvl>
+  </w:abstractNum>
   <w:abstractNum w:abstractNumId="991">
     <w:nsid w:val="0000A991"/>
     <w:multiLevelType w:val="multilevel"/>
@@ -2152,7 +1168,34 @@
     <w:abstractNumId w:val="990"/>
   </w:num>
   <w:num w:numId="1001">
-    <w:abstractNumId w:val="991"/>
+    <w:abstractNumId w:val="99411"/>
+    <w:lvlOverride w:ilvl="0">
+      <w:startOverride w:val="1"/>
+    </w:lvlOverride>
+    <w:lvlOverride w:ilvl="1">
+      <w:startOverride w:val="1"/>
+    </w:lvlOverride>
+    <w:lvlOverride w:ilvl="2">
+      <w:startOverride w:val="1"/>
+    </w:lvlOverride>
+    <w:lvlOverride w:ilvl="3">
+      <w:startOverride w:val="1"/>
+    </w:lvlOverride>
+    <w:lvlOverride w:ilvl="4">
+      <w:startOverride w:val="1"/>
+    </w:lvlOverride>
+    <w:lvlOverride w:ilvl="5">
+      <w:startOverride w:val="1"/>
+    </w:lvlOverride>
+    <w:lvlOverride w:ilvl="6">
+      <w:startOverride w:val="1"/>
+    </w:lvlOverride>
+    <w:lvlOverride w:ilvl="7">
+      <w:startOverride w:val="1"/>
+    </w:lvlOverride>
+    <w:lvlOverride w:ilvl="8">
+      <w:startOverride w:val="1"/>
+    </w:lvlOverride>
   </w:num>
   <w:num w:numId="1002">
     <w:abstractNumId w:val="991"/>
@@ -2354,9 +1397,9 @@
     </w:pPr>
     <w:rPr>
       <w:rFonts w:asciiTheme="majorHAnsi" w:cstheme="majorBidi" w:eastAsiaTheme="majorEastAsia" w:hAnsiTheme="majorHAnsi"/>
-      <w:color w:themeColor="accent1" w:themeShade="BF" w:val="0F4761"/>
-      <w:sz w:val="40"/>
-      <w:szCs w:val="40"/>
+      <w:color w:themeColor="accent1" w:themeShade="BF" w:val="4F46E5"/>
+      <w:sz w:val="32"/>
+      <w:szCs w:val="32"/>
     </w:rPr>
   </w:style>
   <w:style w:styleId="Heading2" w:type="paragraph">
@@ -2377,7 +1420,7 @@
     </w:pPr>
     <w:rPr>
       <w:rFonts w:asciiTheme="majorHAnsi" w:cstheme="majorBidi" w:eastAsiaTheme="majorEastAsia" w:hAnsiTheme="majorHAnsi"/>
-      <w:color w:themeColor="accent1" w:themeShade="BF" w:val="0F4761"/>
+      <w:color w:themeColor="accent1" w:themeShade="BF" w:val="4F46E5"/>
       <w:sz w:val="32"/>
       <w:szCs w:val="32"/>
     </w:rPr>
@@ -2400,7 +1443,7 @@
     </w:pPr>
     <w:rPr>
       <w:rFonts w:cstheme="majorBidi" w:eastAsiaTheme="majorEastAsia"/>
-      <w:color w:themeColor="accent1" w:themeShade="BF" w:val="0F4761"/>
+      <w:color w:themeColor="accent1" w:themeShade="BF" w:val="4F46E5"/>
       <w:sz w:val="28"/>
       <w:szCs w:val="28"/>
     </w:rPr>
@@ -2425,7 +1468,7 @@
       <w:rFonts w:cstheme="majorBidi" w:eastAsiaTheme="majorEastAsia"/>
       <w:i/>
       <w:iCs/>
-      <w:color w:themeColor="accent1" w:themeShade="BF" w:val="0F4761"/>
+      <w:color w:themeColor="accent1" w:themeShade="BF" w:val="4F46E5"/>
     </w:rPr>
   </w:style>
   <w:style w:styleId="Heading5" w:type="paragraph">
@@ -2446,7 +1489,7 @@
     </w:pPr>
     <w:rPr>
       <w:rFonts w:cstheme="majorBidi" w:eastAsiaTheme="majorEastAsia"/>
-      <w:color w:themeColor="accent1" w:themeShade="BF" w:val="0F4761"/>
+      <w:color w:themeColor="accent1" w:themeShade="BF" w:val="4F46E5"/>
     </w:rPr>
   </w:style>
   <w:style w:styleId="Heading6" w:type="paragraph">
@@ -2545,9 +1588,9 @@
     <w:rsid w:val="00A10FD9"/>
     <w:rPr>
       <w:rFonts w:asciiTheme="majorHAnsi" w:cstheme="majorBidi" w:eastAsiaTheme="majorEastAsia" w:hAnsiTheme="majorHAnsi"/>
-      <w:color w:themeColor="accent1" w:themeShade="BF" w:val="0F4761"/>
-      <w:sz w:val="40"/>
-      <w:szCs w:val="40"/>
+      <w:color w:themeColor="accent1" w:themeShade="BF" w:val="4F46E5"/>
+      <w:sz w:val="32"/>
+      <w:szCs w:val="32"/>
     </w:rPr>
   </w:style>
   <w:style w:customStyle="1" w:styleId="Heading2Char" w:type="character">
@@ -2559,7 +1602,7 @@
     <w:rsid w:val="00A10FD9"/>
     <w:rPr>
       <w:rFonts w:asciiTheme="majorHAnsi" w:cstheme="majorBidi" w:eastAsiaTheme="majorEastAsia" w:hAnsiTheme="majorHAnsi"/>
-      <w:color w:themeColor="accent1" w:themeShade="BF" w:val="0F4761"/>
+      <w:color w:themeColor="accent1" w:themeShade="BF" w:val="4F46E5"/>
       <w:sz w:val="32"/>
       <w:szCs w:val="32"/>
     </w:rPr>
@@ -2573,7 +1616,7 @@
     <w:rsid w:val="00A10FD9"/>
     <w:rPr>
       <w:rFonts w:cstheme="majorBidi" w:eastAsiaTheme="majorEastAsia"/>
-      <w:color w:themeColor="accent1" w:themeShade="BF" w:val="0F4761"/>
+      <w:color w:themeColor="accent1" w:themeShade="BF" w:val="4F46E5"/>
       <w:sz w:val="28"/>
       <w:szCs w:val="28"/>
     </w:rPr>
@@ -2589,7 +1632,7 @@
       <w:rFonts w:cstheme="majorBidi" w:eastAsiaTheme="majorEastAsia"/>
       <w:i/>
       <w:iCs/>
-      <w:color w:themeColor="accent1" w:themeShade="BF" w:val="0F4761"/>
+      <w:color w:themeColor="accent1" w:themeShade="BF" w:val="4F46E5"/>
     </w:rPr>
   </w:style>
   <w:style w:customStyle="1" w:styleId="Heading5Char" w:type="character">
@@ -2601,7 +1644,7 @@
     <w:rsid w:val="00A10FD9"/>
     <w:rPr>
       <w:rFonts w:cstheme="majorBidi" w:eastAsiaTheme="majorEastAsia"/>
-      <w:color w:themeColor="accent1" w:themeShade="BF" w:val="0F4761"/>
+      <w:color w:themeColor="accent1" w:themeShade="BF" w:val="4F46E5"/>
     </w:rPr>
   </w:style>
   <w:style w:customStyle="1" w:styleId="Heading6Char" w:type="character">
